--- a/manuscript/revision2/Blattabacterium HGT manuscript_PNAS_revision2_2026-04-29.docx
+++ b/manuscript/revision2/Blattabacterium HGT manuscript_PNAS_revision2_2026-04-29.docx
@@ -1766,6 +1766,7 @@
         </w:rPr>
         <w:t>evolutionary time [1]. While there is an abundant body of research on insertions with homology to protein-coding sequence, transfers that do not encode proteins</w:t>
       </w:r>
+      <w:commentRangeStart w:id="2"/>
       <w:r>
         <w:rPr>
           <w:rFonts w:asciiTheme="minorBidi" w:hAnsiTheme="minorBidi"/>
@@ -1788,7 +1789,23 @@
           <w:sz w:val="20"/>
           <w:szCs w:val="20"/>
         </w:rPr>
-        <w:t xml:space="preserve"> have been largely ignored. </w:t>
+        <w:t xml:space="preserve"> </w:t>
+      </w:r>
+      <w:commentRangeEnd w:id="2"/>
+      <w:r>
+        <w:rPr>
+          <w:rStyle w:val="CommentReference"/>
+          <w:rFonts w:ascii="Times New Roman" w:eastAsia="Times New Roman" w:hAnsi="Times New Roman" w:cs="Times New Roman"/>
+        </w:rPr>
+        <w:commentReference w:id="2"/>
+      </w:r>
+      <w:r>
+        <w:rPr>
+          <w:rFonts w:asciiTheme="minorBidi" w:hAnsiTheme="minorBidi"/>
+          <w:sz w:val="20"/>
+          <w:szCs w:val="20"/>
+        </w:rPr>
+        <w:t xml:space="preserve">have been largely ignored. </w:t>
       </w:r>
       <w:r>
         <w:rPr>
@@ -2104,7 +2121,18 @@
           <w:sz w:val="20"/>
           <w:szCs w:val="20"/>
         </w:rPr>
-        <w:t xml:space="preserve">contribute no or few DNA transfers to their host genomes, previous studies focused only on protein-coding sequences [5-8]. </w:t>
+        <w:t>contribute no or few DNA transfer</w:t>
+      </w:r>
+      <w:bookmarkStart w:id="3" w:name="_GoBack"/>
+      <w:bookmarkEnd w:id="3"/>
+      <w:r>
+        <w:rPr>
+          <w:rFonts w:asciiTheme="minorBidi" w:hAnsiTheme="minorBidi"/>
+          <w:iCs/>
+          <w:sz w:val="20"/>
+          <w:szCs w:val="20"/>
+        </w:rPr>
+        <w:t xml:space="preserve">s to their host genomes, previous studies focused only on protein-coding sequences [5-8]. </w:t>
       </w:r>
     </w:p>
     <w:p>
@@ -2555,10 +2583,27 @@
           <w:szCs w:val="20"/>
           <w:highlight w:val="yellow"/>
         </w:rPr>
-        <w:t>).</w:t>
-      </w:r>
-      <w:bookmarkStart w:id="2" w:name="_GoBack"/>
-      <w:bookmarkEnd w:id="2"/>
+        <w:t>)</w:t>
+      </w:r>
+      <w:commentRangeStart w:id="4"/>
+      <w:r>
+        <w:rPr>
+          <w:rFonts w:asciiTheme="minorBidi" w:hAnsiTheme="minorBidi"/>
+          <w:color w:val="000000" w:themeColor="text1"/>
+          <w:sz w:val="20"/>
+          <w:szCs w:val="20"/>
+          <w:highlight w:val="yellow"/>
+        </w:rPr>
+        <w:t>.</w:t>
+      </w:r>
+      <w:commentRangeEnd w:id="4"/>
+      <w:r>
+        <w:rPr>
+          <w:rStyle w:val="CommentReference"/>
+          <w:rFonts w:ascii="Times New Roman" w:eastAsia="Times New Roman" w:hAnsi="Times New Roman" w:cs="Times New Roman"/>
+        </w:rPr>
+        <w:commentReference w:id="4"/>
+      </w:r>
     </w:p>
     <w:p>
       <w:pPr>
@@ -3108,8 +3153,8 @@
           <w:szCs w:val="20"/>
         </w:rPr>
       </w:pPr>
-      <w:bookmarkStart w:id="3" w:name="OLE_LINK3"/>
-      <w:bookmarkStart w:id="4" w:name="OLE_LINK4"/>
+      <w:bookmarkStart w:id="5" w:name="OLE_LINK3"/>
+      <w:bookmarkStart w:id="6" w:name="OLE_LINK4"/>
       <w:proofErr w:type="spellStart"/>
       <w:r>
         <w:rPr>
@@ -3144,8 +3189,8 @@
         </w:rPr>
         <w:t>Geoscapheinae</w:t>
       </w:r>
-      <w:bookmarkEnd w:id="3"/>
-      <w:bookmarkEnd w:id="4"/>
+      <w:bookmarkEnd w:id="5"/>
+      <w:bookmarkEnd w:id="6"/>
       <w:proofErr w:type="spellEnd"/>
       <w:r>
         <w:rPr>
@@ -4860,7 +4905,7 @@
         </w:rPr>
         <w:t>Detailed methods are described in the SI Appendix and on GitHub (</w:t>
       </w:r>
-      <w:hyperlink r:id="rId11" w:history="1">
+      <w:hyperlink r:id="rId14" w:history="1">
         <w:r>
           <w:rPr>
             <w:rStyle w:val="Hyperlink"/>
@@ -5253,7 +5298,57 @@
           <w:sz w:val="20"/>
           <w:szCs w:val="20"/>
         </w:rPr>
-        <w:t>ing inserts, we investigated their minimum age, length, origin, insertion locality</w:t>
+        <w:t xml:space="preserve">ing inserts, we investigated their </w:t>
+      </w:r>
+      <w:commentRangeStart w:id="7"/>
+      <w:r>
+        <w:rPr>
+          <w:rFonts w:asciiTheme="minorBidi" w:hAnsiTheme="minorBidi"/>
+          <w:sz w:val="20"/>
+          <w:szCs w:val="20"/>
+        </w:rPr>
+        <w:t>minimum</w:t>
+      </w:r>
+      <w:commentRangeEnd w:id="7"/>
+      <w:r>
+        <w:rPr>
+          <w:rStyle w:val="CommentReference"/>
+          <w:rFonts w:ascii="Times New Roman" w:eastAsia="Times New Roman" w:hAnsi="Times New Roman" w:cs="Times New Roman"/>
+        </w:rPr>
+        <w:commentReference w:id="7"/>
+      </w:r>
+      <w:r>
+        <w:rPr>
+          <w:rFonts w:asciiTheme="minorBidi" w:hAnsiTheme="minorBidi"/>
+          <w:sz w:val="20"/>
+          <w:szCs w:val="20"/>
+        </w:rPr>
+        <w:t xml:space="preserve"> age, length, origin, </w:t>
+      </w:r>
+      <w:commentRangeStart w:id="8"/>
+      <w:r>
+        <w:rPr>
+          <w:rFonts w:asciiTheme="minorBidi" w:hAnsiTheme="minorBidi"/>
+          <w:sz w:val="20"/>
+          <w:szCs w:val="20"/>
+        </w:rPr>
+        <w:t>insertion</w:t>
+      </w:r>
+      <w:commentRangeEnd w:id="8"/>
+      <w:r>
+        <w:rPr>
+          <w:rStyle w:val="CommentReference"/>
+          <w:rFonts w:ascii="Times New Roman" w:eastAsia="Times New Roman" w:hAnsi="Times New Roman" w:cs="Times New Roman"/>
+        </w:rPr>
+        <w:commentReference w:id="8"/>
+      </w:r>
+      <w:r>
+        <w:rPr>
+          <w:rFonts w:asciiTheme="minorBidi" w:hAnsiTheme="minorBidi"/>
+          <w:sz w:val="20"/>
+          <w:szCs w:val="20"/>
+        </w:rPr>
+        <w:t xml:space="preserve"> locality</w:t>
       </w:r>
       <w:r>
         <w:rPr>
@@ -7823,6 +7918,176 @@
     </w:sectPr>
   </w:body>
 </w:document>
+</file>
+
+<file path=word/comments.xml><?xml version="1.0" encoding="utf-8"?>
+<w:comments xmlns:wpc="http://schemas.microsoft.com/office/word/2010/wordprocessingCanvas" xmlns:cx="http://schemas.microsoft.com/office/drawing/2014/chartex" xmlns:cx1="http://schemas.microsoft.com/office/drawing/2015/9/8/chartex" xmlns:cx2="http://schemas.microsoft.com/office/drawing/2015/10/21/chartex" xmlns:cx3="http://schemas.microsoft.com/office/drawing/2016/5/9/chartex" xmlns:cx4="http://schemas.microsoft.com/office/drawing/2016/5/10/chartex" xmlns:cx5="http://schemas.microsoft.com/office/drawing/2016/5/11/chartex" xmlns:cx6="http://schemas.microsoft.com/office/drawing/2016/5/12/chartex" xmlns:cx7="http://schemas.microsoft.com/office/drawing/2016/5/13/chartex" xmlns:cx8="http://schemas.microsoft.com/office/drawing/2016/5/14/chartex" xmlns:mc="http://schemas.openxmlformats.org/markup-compatibility/2006" xmlns:aink="http://schemas.microsoft.com/office/drawing/2016/ink" xmlns:am3d="http://schemas.microsoft.com/office/drawing/2017/model3d" xmlns:o="urn:schemas-microsoft-com:office:office" xmlns:r="http://schemas.openxmlformats.org/officeDocument/2006/relationships" xmlns:m="http://schemas.openxmlformats.org/officeDocument/2006/math" xmlns:v="urn:schemas-microsoft-com:vml" xmlns:wp14="http://schemas.microsoft.com/office/word/2010/wordprocessingDrawing" xmlns:wp="http://schemas.openxmlformats.org/drawingml/2006/wordprocessingDrawing" xmlns:w10="urn:schemas-microsoft-com:office:word" xmlns:w="http://schemas.openxmlformats.org/wordprocessingml/2006/main" xmlns:w14="http://schemas.microsoft.com/office/word/2010/wordml" xmlns:w15="http://schemas.microsoft.com/office/word/2012/wordml" xmlns:w16cid="http://schemas.microsoft.com/office/word/2016/wordml/cid" xmlns:w16se="http://schemas.microsoft.com/office/word/2015/wordml/symex" xmlns:wpg="http://schemas.microsoft.com/office/word/2010/wordprocessingGroup" xmlns:wpi="http://schemas.microsoft.com/office/word/2010/wordprocessingInk" xmlns:wne="http://schemas.microsoft.com/office/word/2006/wordml" xmlns:wps="http://schemas.microsoft.com/office/word/2010/wordprocessingShape" mc:Ignorable="w14 w15 w16se w16cid wp14">
+  <w:comment w:id="2" w:author="Microsoft Office User" w:date="2026-04-30T20:15:00Z" w:initials="MOU">
+    <w:p>
+      <w:pPr>
+        <w:pStyle w:val="CommentText"/>
+      </w:pPr>
+      <w:r>
+        <w:rPr>
+          <w:rStyle w:val="CommentReference"/>
+        </w:rPr>
+        <w:annotationRef/>
+      </w:r>
+      <w:r>
+        <w:t>Could delete if needed.</w:t>
+      </w:r>
+    </w:p>
+  </w:comment>
+  <w:comment w:id="4" w:author="Microsoft Office User" w:date="2026-04-30T20:15:00Z" w:initials="MOU">
+    <w:p>
+      <w:pPr>
+        <w:pStyle w:val="CommentText"/>
+      </w:pPr>
+      <w:r>
+        <w:rPr>
+          <w:rStyle w:val="CommentReference"/>
+        </w:rPr>
+        <w:annotationRef/>
+      </w:r>
+      <w:r>
+        <w:t>Other options:</w:t>
+      </w:r>
+    </w:p>
+    <w:p>
+      <w:pPr>
+        <w:pStyle w:val="CommentText"/>
+      </w:pPr>
+      <w:r>
+        <w:t xml:space="preserve">As well as number of inserts transferred across time with varying divergence to the </w:t>
+      </w:r>
+      <w:proofErr w:type="spellStart"/>
+      <w:r>
+        <w:t>Blatta</w:t>
+      </w:r>
+      <w:proofErr w:type="spellEnd"/>
+      <w:r>
+        <w:t xml:space="preserve"> genome, are strong indicative of May </w:t>
+      </w:r>
+      <w:proofErr w:type="spellStart"/>
+      <w:r>
+        <w:t>HgT</w:t>
+      </w:r>
+      <w:proofErr w:type="spellEnd"/>
+      <w:r>
+        <w:t xml:space="preserve"> events across time.</w:t>
+      </w:r>
+    </w:p>
+    <w:p>
+      <w:pPr>
+        <w:pStyle w:val="CommentText"/>
+      </w:pPr>
+    </w:p>
+    <w:p>
+      <w:pPr>
+        <w:pStyle w:val="CommentText"/>
+      </w:pPr>
+      <w:r>
+        <w:t xml:space="preserve">"The varying divergence from the </w:t>
+      </w:r>
+      <w:proofErr w:type="spellStart"/>
+      <w:r>
+        <w:t>blatta</w:t>
+      </w:r>
+      <w:proofErr w:type="spellEnd"/>
+      <w:r>
+        <w:t xml:space="preserve"> genome and the number of putative ancestral </w:t>
+      </w:r>
+      <w:proofErr w:type="spellStart"/>
+      <w:r>
+        <w:t>accross</w:t>
+      </w:r>
+      <w:proofErr w:type="spellEnd"/>
+      <w:r>
+        <w:t xml:space="preserve"> different ages, coupled with the relatively random distribution…"</w:t>
+      </w:r>
+    </w:p>
+    <w:p>
+      <w:pPr>
+        <w:pStyle w:val="CommentText"/>
+      </w:pPr>
+    </w:p>
+    <w:p>
+      <w:pPr>
+        <w:pStyle w:val="CommentText"/>
+      </w:pPr>
+      <w:r>
+        <w:t>Inserts were clustered on some contigs, but generally were broadly distributed across host genomes</w:t>
+      </w:r>
+      <w:r>
+        <w:t xml:space="preserve">. Further, they were inferred to have been transferred across different time periods, with varying </w:t>
+      </w:r>
+      <w:r>
+        <w:t xml:space="preserve">divergence from the </w:t>
+      </w:r>
+      <w:proofErr w:type="spellStart"/>
+      <w:r>
+        <w:t>blatta</w:t>
+      </w:r>
+      <w:proofErr w:type="spellEnd"/>
+      <w:r>
+        <w:t xml:space="preserve"> genome</w:t>
+      </w:r>
+      <w:r>
+        <w:t>. This is strong evidence of many independent HGT events.</w:t>
+      </w:r>
+    </w:p>
+  </w:comment>
+  <w:comment w:id="7" w:author="Microsoft Office User" w:date="2026-04-30T20:16:00Z" w:initials="MOU">
+    <w:p>
+      <w:pPr>
+        <w:pStyle w:val="CommentText"/>
+      </w:pPr>
+      <w:r>
+        <w:rPr>
+          <w:rStyle w:val="CommentReference"/>
+        </w:rPr>
+        <w:annotationRef/>
+      </w:r>
+      <w:r>
+        <w:t>Can delete ‘minimum’ if needed.</w:t>
+      </w:r>
+    </w:p>
+  </w:comment>
+  <w:comment w:id="8" w:author="Microsoft Office User" w:date="2026-04-30T20:16:00Z" w:initials="MOU">
+    <w:p>
+      <w:pPr>
+        <w:pStyle w:val="CommentText"/>
+      </w:pPr>
+      <w:r>
+        <w:rPr>
+          <w:rStyle w:val="CommentReference"/>
+        </w:rPr>
+        <w:annotationRef/>
+      </w:r>
+      <w:r>
+        <w:t>Can delete ‘insertion’ if needed.</w:t>
+      </w:r>
+    </w:p>
+  </w:comment>
+</w:comments>
+</file>
+
+<file path=word/commentsExtended.xml><?xml version="1.0" encoding="utf-8"?>
+<w15:commentsEx xmlns:wpc="http://schemas.microsoft.com/office/word/2010/wordprocessingCanvas" xmlns:cx="http://schemas.microsoft.com/office/drawing/2014/chartex" xmlns:cx1="http://schemas.microsoft.com/office/drawing/2015/9/8/chartex" xmlns:cx2="http://schemas.microsoft.com/office/drawing/2015/10/21/chartex" xmlns:cx3="http://schemas.microsoft.com/office/drawing/2016/5/9/chartex" xmlns:cx4="http://schemas.microsoft.com/office/drawing/2016/5/10/chartex" xmlns:cx5="http://schemas.microsoft.com/office/drawing/2016/5/11/chartex" xmlns:cx6="http://schemas.microsoft.com/office/drawing/2016/5/12/chartex" xmlns:cx7="http://schemas.microsoft.com/office/drawing/2016/5/13/chartex" xmlns:cx8="http://schemas.microsoft.com/office/drawing/2016/5/14/chartex" xmlns:mc="http://schemas.openxmlformats.org/markup-compatibility/2006" xmlns:aink="http://schemas.microsoft.com/office/drawing/2016/ink" xmlns:am3d="http://schemas.microsoft.com/office/drawing/2017/model3d" xmlns:o="urn:schemas-microsoft-com:office:office" xmlns:r="http://schemas.openxmlformats.org/officeDocument/2006/relationships" xmlns:m="http://schemas.openxmlformats.org/officeDocument/2006/math" xmlns:v="urn:schemas-microsoft-com:vml" xmlns:wp14="http://schemas.microsoft.com/office/word/2010/wordprocessingDrawing" xmlns:wp="http://schemas.openxmlformats.org/drawingml/2006/wordprocessingDrawing" xmlns:w10="urn:schemas-microsoft-com:office:word" xmlns:w="http://schemas.openxmlformats.org/wordprocessingml/2006/main" xmlns:w14="http://schemas.microsoft.com/office/word/2010/wordml" xmlns:w15="http://schemas.microsoft.com/office/word/2012/wordml" xmlns:w16cid="http://schemas.microsoft.com/office/word/2016/wordml/cid" xmlns:w16se="http://schemas.microsoft.com/office/word/2015/wordml/symex" xmlns:wpg="http://schemas.microsoft.com/office/word/2010/wordprocessingGroup" xmlns:wpi="http://schemas.microsoft.com/office/word/2010/wordprocessingInk" xmlns:wne="http://schemas.microsoft.com/office/word/2006/wordml" xmlns:wps="http://schemas.microsoft.com/office/word/2010/wordprocessingShape" mc:Ignorable="w14 w15 w16se w16cid wp14">
+  <w15:commentEx w15:paraId="0461D63E" w15:done="0"/>
+  <w15:commentEx w15:paraId="415512F2" w15:done="0"/>
+  <w15:commentEx w15:paraId="135583D2" w15:done="0"/>
+  <w15:commentEx w15:paraId="603FD646" w15:done="0"/>
+</w15:commentsEx>
+</file>
+
+<file path=word/commentsIds.xml><?xml version="1.0" encoding="utf-8"?>
+<w16cid:commentsIds xmlns:wpc="http://schemas.microsoft.com/office/word/2010/wordprocessingCanvas" xmlns:cx="http://schemas.microsoft.com/office/drawing/2014/chartex" xmlns:cx1="http://schemas.microsoft.com/office/drawing/2015/9/8/chartex" xmlns:cx2="http://schemas.microsoft.com/office/drawing/2015/10/21/chartex" xmlns:cx3="http://schemas.microsoft.com/office/drawing/2016/5/9/chartex" xmlns:cx4="http://schemas.microsoft.com/office/drawing/2016/5/10/chartex" xmlns:cx5="http://schemas.microsoft.com/office/drawing/2016/5/11/chartex" xmlns:cx6="http://schemas.microsoft.com/office/drawing/2016/5/12/chartex" xmlns:cx7="http://schemas.microsoft.com/office/drawing/2016/5/13/chartex" xmlns:cx8="http://schemas.microsoft.com/office/drawing/2016/5/14/chartex" xmlns:mc="http://schemas.openxmlformats.org/markup-compatibility/2006" xmlns:aink="http://schemas.microsoft.com/office/drawing/2016/ink" xmlns:am3d="http://schemas.microsoft.com/office/drawing/2017/model3d" xmlns:o="urn:schemas-microsoft-com:office:office" xmlns:r="http://schemas.openxmlformats.org/officeDocument/2006/relationships" xmlns:m="http://schemas.openxmlformats.org/officeDocument/2006/math" xmlns:v="urn:schemas-microsoft-com:vml" xmlns:wp14="http://schemas.microsoft.com/office/word/2010/wordprocessingDrawing" xmlns:wp="http://schemas.openxmlformats.org/drawingml/2006/wordprocessingDrawing" xmlns:w10="urn:schemas-microsoft-com:office:word" xmlns:w="http://schemas.openxmlformats.org/wordprocessingml/2006/main" xmlns:w14="http://schemas.microsoft.com/office/word/2010/wordml" xmlns:w15="http://schemas.microsoft.com/office/word/2012/wordml" xmlns:w16cid="http://schemas.microsoft.com/office/word/2016/wordml/cid" xmlns:w16se="http://schemas.microsoft.com/office/word/2015/wordml/symex" xmlns:wpg="http://schemas.microsoft.com/office/word/2010/wordprocessingGroup" xmlns:wpi="http://schemas.microsoft.com/office/word/2010/wordprocessingInk" xmlns:wne="http://schemas.microsoft.com/office/word/2006/wordml" xmlns:wps="http://schemas.microsoft.com/office/word/2010/wordprocessingShape" mc:Ignorable="w14 w15 w16se w16cid wp14">
+  <w16cid:commentId w16cid:paraId="0461D63E" w16cid:durableId="2D9E36EF"/>
+  <w16cid:commentId w16cid:paraId="415512F2" w16cid:durableId="2D9E36D6"/>
+  <w16cid:commentId w16cid:paraId="135583D2" w16cid:durableId="2D9E3705"/>
+  <w16cid:commentId w16cid:paraId="603FD646" w16cid:durableId="2D9E3719"/>
+</w16cid:commentsIds>
 </file>
 
 <file path=word/endnotes.xml><?xml version="1.0" encoding="utf-8"?>
@@ -8728,6 +8993,14 @@
     <w:abstractNumId w:val="3"/>
   </w:num>
 </w:numbering>
+</file>
+
+<file path=word/people.xml><?xml version="1.0" encoding="utf-8"?>
+<w15:people xmlns:wpc="http://schemas.microsoft.com/office/word/2010/wordprocessingCanvas" xmlns:cx="http://schemas.microsoft.com/office/drawing/2014/chartex" xmlns:cx1="http://schemas.microsoft.com/office/drawing/2015/9/8/chartex" xmlns:cx2="http://schemas.microsoft.com/office/drawing/2015/10/21/chartex" xmlns:cx3="http://schemas.microsoft.com/office/drawing/2016/5/9/chartex" xmlns:cx4="http://schemas.microsoft.com/office/drawing/2016/5/10/chartex" xmlns:cx5="http://schemas.microsoft.com/office/drawing/2016/5/11/chartex" xmlns:cx6="http://schemas.microsoft.com/office/drawing/2016/5/12/chartex" xmlns:cx7="http://schemas.microsoft.com/office/drawing/2016/5/13/chartex" xmlns:cx8="http://schemas.microsoft.com/office/drawing/2016/5/14/chartex" xmlns:mc="http://schemas.openxmlformats.org/markup-compatibility/2006" xmlns:aink="http://schemas.microsoft.com/office/drawing/2016/ink" xmlns:am3d="http://schemas.microsoft.com/office/drawing/2017/model3d" xmlns:o="urn:schemas-microsoft-com:office:office" xmlns:r="http://schemas.openxmlformats.org/officeDocument/2006/relationships" xmlns:m="http://schemas.openxmlformats.org/officeDocument/2006/math" xmlns:v="urn:schemas-microsoft-com:vml" xmlns:wp14="http://schemas.microsoft.com/office/word/2010/wordprocessingDrawing" xmlns:wp="http://schemas.openxmlformats.org/drawingml/2006/wordprocessingDrawing" xmlns:w10="urn:schemas-microsoft-com:office:word" xmlns:w="http://schemas.openxmlformats.org/wordprocessingml/2006/main" xmlns:w14="http://schemas.microsoft.com/office/word/2010/wordml" xmlns:w15="http://schemas.microsoft.com/office/word/2012/wordml" xmlns:w16cid="http://schemas.microsoft.com/office/word/2016/wordml/cid" xmlns:w16se="http://schemas.microsoft.com/office/word/2015/wordml/symex" xmlns:wpg="http://schemas.microsoft.com/office/word/2010/wordprocessingGroup" xmlns:wpi="http://schemas.microsoft.com/office/word/2010/wordprocessingInk" xmlns:wne="http://schemas.microsoft.com/office/word/2006/wordml" xmlns:wps="http://schemas.microsoft.com/office/word/2010/wordprocessingShape" mc:Ignorable="w14 w15 w16se w16cid wp14">
+  <w15:person w15:author="Microsoft Office User">
+    <w15:presenceInfo w15:providerId="None" w15:userId="Microsoft Office User"/>
+  </w15:person>
+</w15:people>
 </file>
 
 <file path=word/styles.xml><?xml version="1.0" encoding="utf-8"?>
@@ -9620,7 +9893,7 @@
 </file>
 
 <file path=customXml/itemProps1.xml><?xml version="1.0" encoding="utf-8"?>
-<ds:datastoreItem xmlns:ds="http://schemas.openxmlformats.org/officeDocument/2006/customXml" ds:itemID="{01FA76D9-01DF-8D42-ACB8-22F2565D6F56}">
+<ds:datastoreItem xmlns:ds="http://schemas.openxmlformats.org/officeDocument/2006/customXml" ds:itemID="{2058DC51-7096-F84B-A3F6-165F47AA715F}">
   <ds:schemaRefs>
     <ds:schemaRef ds:uri="http://schemas.openxmlformats.org/officeDocument/2006/bibliography"/>
   </ds:schemaRefs>
